--- a/assets/7_Guia_Autodiagnostico_DPO_Delegado_Proteccion_Datos_Pyme.docx
+++ b/assets/7_Guia_Autodiagnostico_DPO_Delegado_Proteccion_Datos_Pyme.docx
@@ -4,7 +4,8 @@
   <w:body>
     <w:p>
       <w:pPr>
-        <w:spacing w:after="280"/>
+        <w:spacing w:after="200" w:before="0"/>
+        <w:jc w:val="left"/>
       </w:pPr>
       <w:r>
         <w:rPr>
@@ -27,6 +28,7 @@
     </w:p>
     <w:p>
       <w:pPr>
+        <w:keepNext/>
         <w:spacing w:after="80"/>
         <w:jc w:val="center"/>
       </w:pPr>
@@ -35,7 +37,7 @@
           <w:rFonts w:ascii="Calibri" w:hAnsi="Calibri"/>
           <w:b/>
           <w:color w:val="0F172A"/>
-          <w:sz w:val="27"/>
+          <w:sz w:val="26"/>
         </w:rPr>
         <w:t>EVALUACIÓN Y TEST DE AUTODIAGNÓSTICO LEGAL</w:t>
         <w:br/>
@@ -44,7 +46,8 @@
     </w:p>
     <w:p>
       <w:pPr>
-        <w:spacing w:after="320"/>
+        <w:keepNext/>
+        <w:spacing w:after="240"/>
         <w:jc w:val="center"/>
       </w:pPr>
       <w:r>
@@ -52,7 +55,7 @@
           <w:rFonts w:ascii="Calibri" w:hAnsi="Calibri"/>
           <w:i/>
           <w:color w:val="475569"/>
-          <w:sz w:val="19"/>
+          <w:sz w:val="18"/>
         </w:rPr>
         <w:t>Criterios de Obligatoriedad y Régimen de Exención para Micro, Pequeñas y Medianas Empresas (MIPYMES)</w:t>
         <w:br/>
@@ -67,30 +70,34 @@
         <w:tblLook w:firstColumn="1" w:firstRow="1" w:lastColumn="0" w:lastRow="0" w:noHBand="0" w:noVBand="1" w:val="04A0"/>
       </w:tblPr>
       <w:tblGrid>
-        <w:gridCol w:w="9029"/>
+        <w:gridCol w:w="9317"/>
       </w:tblGrid>
       <w:tr>
+        <w:trPr>
+          <w:cantSplit/>
+        </w:trPr>
         <w:tc>
           <w:tcPr>
-            <w:tcW w:type="dxa" w:w="9029"/>
+            <w:tcW w:type="dxa" w:w="9461"/>
             <w:shd w:fill="F0F9FF"/>
             <w:tcMar>
-              <w:top w:w="140" w:type="dxa"/>
-              <w:bottom w:w="140" w:type="dxa"/>
-              <w:left w:w="180" w:type="dxa"/>
-              <w:right w:w="180" w:type="dxa"/>
+              <w:top w:w="100" w:type="dxa"/>
+              <w:bottom w:w="100" w:type="dxa"/>
+              <w:left w:w="140" w:type="dxa"/>
+              <w:right w:w="140" w:type="dxa"/>
             </w:tcMar>
           </w:tcPr>
           <w:p>
             <w:pPr>
-              <w:spacing w:after="60"/>
+              <w:spacing w:after="40"/>
+              <w:jc w:val="left"/>
             </w:pPr>
             <w:r>
               <w:rPr>
                 <w:rFonts w:ascii="Calibri" w:hAnsi="Calibri"/>
                 <w:b/>
                 <w:color w:val="0284C7"/>
-                <w:sz w:val="20"/>
+                <w:sz w:val="19"/>
               </w:rPr>
               <w:t>DATOS DE LA EMPRESA EVALUADA:</w:t>
               <w:br/>
@@ -99,7 +106,7 @@
               <w:rPr>
                 <w:rFonts w:ascii="Calibri" w:hAnsi="Calibri"/>
                 <w:color w:val="334155"/>
-                <w:sz w:val="19"/>
+                <w:sz w:val="18"/>
               </w:rPr>
               <w:t>Empresa: [NOMBRE DE LA EMPRESA / RAZÓN SOCIAL]</w:t>
               <w:br/>
@@ -113,59 +120,65 @@
     </w:tbl>
     <w:p>
       <w:pPr>
-        <w:spacing w:after="120"/>
+        <w:spacing w:after="80"/>
       </w:pPr>
     </w:p>
     <w:p>
       <w:pPr>
-        <w:spacing w:before="240" w:after="80"/>
+        <w:keepNext/>
+        <w:spacing w:before="200" w:after="60"/>
+        <w:jc w:val="left"/>
       </w:pPr>
       <w:r>
         <w:rPr>
           <w:rFonts w:ascii="Calibri" w:hAnsi="Calibri"/>
           <w:b/>
           <w:color w:val="0284C7"/>
-          <w:sz w:val="22"/>
+          <w:sz w:val="21"/>
         </w:rPr>
         <w:t>1. MARCO LEGAL Y REGLA GENERAL: ¿ES OBLIGATORIO EL DPO PARA LAS PYMES?</w:t>
       </w:r>
     </w:p>
     <w:p>
       <w:pPr>
-        <w:spacing w:after="120" w:line="276" w:lineRule="auto"/>
+        <w:spacing w:after="100" w:line="276" w:lineRule="auto"/>
+        <w:jc w:val="left"/>
       </w:pPr>
       <w:r>
         <w:rPr>
           <w:rFonts w:ascii="Calibri" w:hAnsi="Calibri"/>
           <w:color w:val="1E293B"/>
-          <w:sz w:val="20"/>
+          <w:sz w:val="19"/>
         </w:rPr>
         <w:t>NO, COMO REGLA GENERAL. La Ley N° 21.719 introduce la figura del Delegado de Protección de Datos (DPO u Oficial de Privacidad) inspirada en el estándar internacional (RGPD Art. 37). Sin embargo, el legislador chileno consagró que para las empresas privadas la designación es VOLUNTARIA, salvo que concurra alguna de las causales taxativas de excepción legal que se evalúan a continuación.</w:t>
       </w:r>
     </w:p>
     <w:p>
       <w:pPr>
-        <w:spacing w:before="240" w:after="80"/>
+        <w:keepNext/>
+        <w:spacing w:before="200" w:after="60"/>
+        <w:jc w:val="left"/>
       </w:pPr>
       <w:r>
         <w:rPr>
           <w:rFonts w:ascii="Calibri" w:hAnsi="Calibri"/>
           <w:b/>
           <w:color w:val="0284C7"/>
-          <w:sz w:val="22"/>
+          <w:sz w:val="21"/>
         </w:rPr>
         <w:t>2. TEST DE EVALUACIÓN RÁPIDA DE OBLIGATORIEDAD (4 PREGUNTAS)</w:t>
       </w:r>
     </w:p>
     <w:p>
       <w:pPr>
-        <w:spacing w:after="120" w:line="276" w:lineRule="auto"/>
+        <w:spacing w:after="100" w:line="276" w:lineRule="auto"/>
+        <w:jc w:val="left"/>
       </w:pPr>
       <w:r>
         <w:rPr>
           <w:rFonts w:ascii="Calibri" w:hAnsi="Calibri"/>
           <w:color w:val="1E293B"/>
-          <w:sz w:val="20"/>
+          <w:sz w:val="19"/>
         </w:rPr>
         <w:t>Marque con una X la opción que corresponda a las operaciones habituales de su empresa:</w:t>
       </w:r>
@@ -177,14 +190,17 @@
         <w:tblLook w:firstColumn="1" w:firstRow="1" w:lastColumn="0" w:lastRow="0" w:noHBand="0" w:noVBand="1" w:val="04A0"/>
       </w:tblPr>
       <w:tblGrid>
-        <w:gridCol w:w="6480"/>
+        <w:gridCol w:w="6912"/>
         <w:gridCol w:w="1224"/>
         <w:gridCol w:w="1224"/>
       </w:tblGrid>
       <w:tr>
+        <w:trPr>
+          <w:cantSplit/>
+        </w:trPr>
         <w:tc>
           <w:tcPr>
-            <w:tcW w:type="dxa" w:w="3010"/>
+            <w:tcW w:type="dxa" w:w="3154"/>
             <w:shd w:fill="0F172A"/>
             <w:tcMar>
               <w:top w:w="80" w:type="dxa"/>
@@ -194,12 +210,15 @@
             </w:tcMar>
           </w:tcPr>
           <w:p>
+            <w:pPr>
+              <w:jc w:val="left"/>
+            </w:pPr>
             <w:r>
               <w:rPr>
                 <w:rFonts w:ascii="Calibri" w:hAnsi="Calibri"/>
                 <w:b/>
                 <w:color w:val="FFFFFF"/>
-                <w:sz w:val="18"/>
+                <w:sz w:val="17"/>
               </w:rPr>
               <w:t>Criterio de Evaluación Legal</w:t>
             </w:r>
@@ -207,7 +226,7 @@
         </w:tc>
         <w:tc>
           <w:tcPr>
-            <w:tcW w:type="dxa" w:w="3010"/>
+            <w:tcW w:type="dxa" w:w="3154"/>
             <w:shd w:fill="0F172A"/>
             <w:tcMar>
               <w:top w:w="80" w:type="dxa"/>
@@ -225,7 +244,7 @@
                 <w:rFonts w:ascii="Calibri" w:hAnsi="Calibri"/>
                 <w:b/>
                 <w:color w:val="FFFFFF"/>
-                <w:sz w:val="18"/>
+                <w:sz w:val="17"/>
               </w:rPr>
               <w:t>SÍ</w:t>
             </w:r>
@@ -233,7 +252,7 @@
         </w:tc>
         <w:tc>
           <w:tcPr>
-            <w:tcW w:type="dxa" w:w="3010"/>
+            <w:tcW w:type="dxa" w:w="3154"/>
             <w:shd w:fill="0F172A"/>
             <w:tcMar>
               <w:top w:w="80" w:type="dxa"/>
@@ -251,7 +270,7 @@
                 <w:rFonts w:ascii="Calibri" w:hAnsi="Calibri"/>
                 <w:b/>
                 <w:color w:val="FFFFFF"/>
-                <w:sz w:val="18"/>
+                <w:sz w:val="17"/>
               </w:rPr>
               <w:t>NO</w:t>
             </w:r>
@@ -259,9 +278,12 @@
         </w:tc>
       </w:tr>
       <w:tr>
+        <w:trPr>
+          <w:cantSplit/>
+        </w:trPr>
         <w:tc>
           <w:tcPr>
-            <w:tcW w:type="dxa" w:w="3010"/>
+            <w:tcW w:type="dxa" w:w="3154"/>
             <w:shd w:fill="FFFFFF"/>
             <w:tcMar>
               <w:top w:w="60" w:type="dxa"/>
@@ -271,6 +293,9 @@
             </w:tcMar>
           </w:tcPr>
           <w:p>
+            <w:pPr>
+              <w:jc w:val="left"/>
+            </w:pPr>
             <w:r>
               <w:rPr>
                 <w:rFonts w:ascii="Calibri" w:hAnsi="Calibri"/>
@@ -282,7 +307,7 @@
         </w:tc>
         <w:tc>
           <w:tcPr>
-            <w:tcW w:type="dxa" w:w="3010"/>
+            <w:tcW w:type="dxa" w:w="3154"/>
             <w:shd w:fill="FFFFFF"/>
             <w:tcMar>
               <w:top w:w="60" w:type="dxa"/>
@@ -305,7 +330,7 @@
         </w:tc>
         <w:tc>
           <w:tcPr>
-            <w:tcW w:type="dxa" w:w="3010"/>
+            <w:tcW w:type="dxa" w:w="3154"/>
             <w:shd w:fill="FFFFFF"/>
             <w:tcMar>
               <w:top w:w="60" w:type="dxa"/>
@@ -330,9 +355,12 @@
         </w:tc>
       </w:tr>
       <w:tr>
+        <w:trPr>
+          <w:cantSplit/>
+        </w:trPr>
         <w:tc>
           <w:tcPr>
-            <w:tcW w:type="dxa" w:w="3010"/>
+            <w:tcW w:type="dxa" w:w="3154"/>
             <w:shd w:fill="F8FAFC"/>
             <w:tcMar>
               <w:top w:w="60" w:type="dxa"/>
@@ -342,6 +370,9 @@
             </w:tcMar>
           </w:tcPr>
           <w:p>
+            <w:pPr>
+              <w:jc w:val="left"/>
+            </w:pPr>
             <w:r>
               <w:rPr>
                 <w:rFonts w:ascii="Calibri" w:hAnsi="Calibri"/>
@@ -353,7 +384,7 @@
         </w:tc>
         <w:tc>
           <w:tcPr>
-            <w:tcW w:type="dxa" w:w="3010"/>
+            <w:tcW w:type="dxa" w:w="3154"/>
             <w:shd w:fill="F8FAFC"/>
             <w:tcMar>
               <w:top w:w="60" w:type="dxa"/>
@@ -376,7 +407,7 @@
         </w:tc>
         <w:tc>
           <w:tcPr>
-            <w:tcW w:type="dxa" w:w="3010"/>
+            <w:tcW w:type="dxa" w:w="3154"/>
             <w:shd w:fill="F8FAFC"/>
             <w:tcMar>
               <w:top w:w="60" w:type="dxa"/>
@@ -401,9 +432,12 @@
         </w:tc>
       </w:tr>
       <w:tr>
+        <w:trPr>
+          <w:cantSplit/>
+        </w:trPr>
         <w:tc>
           <w:tcPr>
-            <w:tcW w:type="dxa" w:w="3010"/>
+            <w:tcW w:type="dxa" w:w="3154"/>
             <w:shd w:fill="FFFFFF"/>
             <w:tcMar>
               <w:top w:w="60" w:type="dxa"/>
@@ -413,6 +447,9 @@
             </w:tcMar>
           </w:tcPr>
           <w:p>
+            <w:pPr>
+              <w:jc w:val="left"/>
+            </w:pPr>
             <w:r>
               <w:rPr>
                 <w:rFonts w:ascii="Calibri" w:hAnsi="Calibri"/>
@@ -424,7 +461,7 @@
         </w:tc>
         <w:tc>
           <w:tcPr>
-            <w:tcW w:type="dxa" w:w="3010"/>
+            <w:tcW w:type="dxa" w:w="3154"/>
             <w:shd w:fill="FFFFFF"/>
             <w:tcMar>
               <w:top w:w="60" w:type="dxa"/>
@@ -447,7 +484,7 @@
         </w:tc>
         <w:tc>
           <w:tcPr>
-            <w:tcW w:type="dxa" w:w="3010"/>
+            <w:tcW w:type="dxa" w:w="3154"/>
             <w:shd w:fill="FFFFFF"/>
             <w:tcMar>
               <w:top w:w="60" w:type="dxa"/>
@@ -472,9 +509,12 @@
         </w:tc>
       </w:tr>
       <w:tr>
+        <w:trPr>
+          <w:cantSplit/>
+        </w:trPr>
         <w:tc>
           <w:tcPr>
-            <w:tcW w:type="dxa" w:w="3010"/>
+            <w:tcW w:type="dxa" w:w="3154"/>
             <w:shd w:fill="F8FAFC"/>
             <w:tcMar>
               <w:top w:w="60" w:type="dxa"/>
@@ -484,6 +524,9 @@
             </w:tcMar>
           </w:tcPr>
           <w:p>
+            <w:pPr>
+              <w:jc w:val="left"/>
+            </w:pPr>
             <w:r>
               <w:rPr>
                 <w:rFonts w:ascii="Calibri" w:hAnsi="Calibri"/>
@@ -495,7 +538,7 @@
         </w:tc>
         <w:tc>
           <w:tcPr>
-            <w:tcW w:type="dxa" w:w="3010"/>
+            <w:tcW w:type="dxa" w:w="3154"/>
             <w:shd w:fill="F8FAFC"/>
             <w:tcMar>
               <w:top w:w="60" w:type="dxa"/>
@@ -518,7 +561,7 @@
         </w:tc>
         <w:tc>
           <w:tcPr>
-            <w:tcW w:type="dxa" w:w="3010"/>
+            <w:tcW w:type="dxa" w:w="3154"/>
             <w:shd w:fill="F8FAFC"/>
             <w:tcMar>
               <w:top w:w="60" w:type="dxa"/>
@@ -545,34 +588,38 @@
     </w:tbl>
     <w:p>
       <w:pPr>
-        <w:spacing w:before="240" w:after="80"/>
+        <w:keepNext/>
+        <w:spacing w:before="200" w:after="60"/>
+        <w:jc w:val="left"/>
       </w:pPr>
       <w:r>
         <w:rPr>
           <w:rFonts w:ascii="Calibri" w:hAnsi="Calibri"/>
           <w:b/>
           <w:color w:val="0284C7"/>
-          <w:sz w:val="22"/>
+          <w:sz w:val="21"/>
         </w:rPr>
         <w:t>3. DICTAMEN Y CONCLUSIÓN JURÍDICA</w:t>
       </w:r>
     </w:p>
     <w:p>
       <w:pPr>
-        <w:spacing w:after="120" w:line="276" w:lineRule="auto"/>
+        <w:spacing w:after="100" w:line="276" w:lineRule="auto"/>
+        <w:jc w:val="left"/>
       </w:pPr>
       <w:r>
         <w:rPr>
           <w:rFonts w:ascii="Calibri" w:hAnsi="Calibri"/>
           <w:color w:val="1E293B"/>
-          <w:sz w:val="20"/>
+          <w:sz w:val="19"/>
         </w:rPr>
         <w:t>Al haber respondido 'NO' a las cuatro preguntas del test, se certifica legalmente que la empresa NO se encuentra en ninguna de las causales taxativas de obligatoriedad y está 100% EXENTA de contratar o designar a un Delegado de Protección de Datos (DPO). Las funciones de coordinación y respuesta ante la Agencia pueden ser ejercidas internamente por la administración o gerencia general sin costo adicional.</w:t>
       </w:r>
     </w:p>
     <w:p>
       <w:pPr>
-        <w:spacing w:before="560"/>
+        <w:keepNext/>
+        <w:spacing w:before="480"/>
       </w:pPr>
     </w:p>
     <w:tbl>
@@ -582,13 +629,16 @@
         <w:tblLook w:firstColumn="1" w:firstRow="1" w:lastColumn="0" w:lastRow="0" w:noHBand="0" w:noVBand="1" w:val="04A0"/>
       </w:tblPr>
       <w:tblGrid>
-        <w:gridCol w:w="4464"/>
-        <w:gridCol w:w="4464"/>
+        <w:gridCol w:w="4608"/>
+        <w:gridCol w:w="4608"/>
       </w:tblGrid>
       <w:tr>
+        <w:trPr>
+          <w:cantSplit/>
+        </w:trPr>
         <w:tc>
           <w:tcPr>
-            <w:tcW w:type="dxa" w:w="4514"/>
+            <w:tcW w:type="dxa" w:w="4730"/>
           </w:tcPr>
           <w:p>
             <w:pPr>
@@ -604,7 +654,7 @@
             <w:r>
               <w:rPr>
                 <w:b/>
-                <w:sz w:val="19"/>
+                <w:sz w:val="18"/>
               </w:rPr>
               <w:t>[NOMBRE DEL REPRESENTANTE LEGAL]</w:t>
               <w:br/>
@@ -612,7 +662,7 @@
             <w:r>
               <w:rPr>
                 <w:color w:val="475569"/>
-                <w:sz w:val="17"/>
+                <w:sz w:val="16"/>
               </w:rPr>
               <w:t>RUT N° [RUT REPRESENTANTE]</w:t>
               <w:br/>
@@ -622,7 +672,7 @@
         </w:tc>
         <w:tc>
           <w:tcPr>
-            <w:tcW w:type="dxa" w:w="4514"/>
+            <w:tcW w:type="dxa" w:w="4730"/>
           </w:tcPr>
           <w:p>
             <w:pPr>
@@ -638,7 +688,7 @@
             <w:r>
               <w:rPr>
                 <w:b/>
-                <w:sz w:val="19"/>
+                <w:sz w:val="18"/>
               </w:rPr>
               <w:t>[NOMBRE DE LA EMPRESA / RAZÓN SOCIAL]</w:t>
               <w:br/>
@@ -646,7 +696,7 @@
             <w:r>
               <w:rPr>
                 <w:color w:val="475569"/>
-                <w:sz w:val="17"/>
+                <w:sz w:val="16"/>
               </w:rPr>
               <w:t>RUT N° [RUT EMPRESA]</w:t>
               <w:br/>
@@ -658,7 +708,7 @@
     </w:tbl>
     <w:sectPr>
       <w:pgSz w:w="11909" w:h="16834"/>
-      <w:pgMar w:top="1296" w:right="1440" w:bottom="1296" w:left="1440" w:header="720" w:footer="720" w:gutter="0"/>
+      <w:pgMar w:top="1152" w:right="1224" w:bottom="1152" w:left="1224" w:header="720" w:footer="720" w:gutter="0"/>
       <w:cols w:space="720"/>
       <w:docGrid w:linePitch="360"/>
     </w:sectPr>

--- a/assets/7_Guia_Autodiagnostico_DPO_Delegado_Proteccion_Datos_Pyme.docx
+++ b/assets/7_Guia_Autodiagnostico_DPO_Delegado_Proteccion_Datos_Pyme.docx
@@ -23,7 +23,7 @@
           <w:color w:val="64748B"/>
           <w:sz w:val="17"/>
         </w:rPr>
-        <w:t>Kit Ley N° 21.719 de Protección de Datos Personales  •  Documento 7 Oficial  •  Formato Word Editable (.docx)</w:t>
+        <w:t>Kit Ley N° 21.719 de Protección de Datos Personales  •  Documento 7  •  Formato Word Editable (.docx)</w:t>
       </w:r>
     </w:p>
     <w:p>
@@ -599,7 +599,7 @@
           <w:color w:val="0284C7"/>
           <w:sz w:val="21"/>
         </w:rPr>
-        <w:t>3. DICTAMEN Y CONCLUSIÓN JURÍDICA</w:t>
+        <w:t>3. CONCLUSIÓN Y EVALUACIÓN PREVENTIVA</w:t>
       </w:r>
     </w:p>
     <w:p>
@@ -613,7 +613,7 @@
           <w:color w:val="1E293B"/>
           <w:sz w:val="19"/>
         </w:rPr>
-        <w:t>Al haber respondido 'NO' a las cuatro preguntas del test, se certifica legalmente que la empresa NO se encuentra en ninguna de las causales taxativas de obligatoriedad y está 100% EXENTA de contratar o designar a un Delegado de Protección de Datos (DPO). Las funciones de coordinación y respuesta ante la Agencia pueden ser ejercidas internamente por la administración o gerencia general sin costo adicional.</w:t>
+        <w:t>Al haber respondido 'NO' a las cuatro preguntas del test, se concluye documentalmente que la empresa NO se encuentra en las causales taxativas de obligatoriedad y no requiere contratar ni designar a un Delegado de Protección de Datos (DPO) externo. Las funciones de coordinación y respuesta ante la Agencia pueden ser ejercidas internamente por la administración o gerencia general sin costo adicional.</w:t>
       </w:r>
     </w:p>
     <w:p>
@@ -700,7 +700,7 @@
               </w:rPr>
               <w:t>RUT N° [RUT EMPRESA]</w:t>
               <w:br/>
-              <w:t>FECHA DE CERTIFICACIÓN: [FECHA ACTUAL]</w:t>
+              <w:t>FECHA DE EVALUACIÓN: [FECHA ACTUAL]</w:t>
             </w:r>
           </w:p>
         </w:tc>

--- a/assets/7_Guia_Autodiagnostico_DPO_Delegado_Proteccion_Datos_Pyme.docx
+++ b/assets/7_Guia_Autodiagnostico_DPO_Delegado_Proteccion_Datos_Pyme.docx
@@ -11,10 +11,10 @@
         <w:rPr>
           <w:rFonts w:ascii="Calibri" w:hAnsi="Calibri"/>
           <w:b/>
-          <w:color w:val="0284C7"/>
+          <w:color w:val="00382E"/>
           <w:sz w:val="17"/>
         </w:rPr>
-        <w:t>CÁLCULO LABORAL CHILE  |  PLATAFORMA LEGALTECH</w:t>
+        <w:t>CálculoLaboral.cl</w:t>
         <w:br/>
       </w:r>
       <w:r>
@@ -78,8 +78,8 @@
         </w:trPr>
         <w:tc>
           <w:tcPr>
-            <w:tcW w:type="dxa" w:w="9461"/>
-            <w:shd w:fill="F0F9FF"/>
+            <w:tcW w:type="dxa" w:w="9317"/>
+            <w:shd w:fill="EEF6F3"/>
             <w:tcMar>
               <w:top w:w="100" w:type="dxa"/>
               <w:bottom w:w="100" w:type="dxa"/>
@@ -96,7 +96,7 @@
               <w:rPr>
                 <w:rFonts w:ascii="Calibri" w:hAnsi="Calibri"/>
                 <w:b/>
-                <w:color w:val="0284C7"/>
+                <w:color w:val="00382E"/>
                 <w:sz w:val="19"/>
               </w:rPr>
               <w:t>DATOS DE LA EMPRESA EVALUADA:</w:t>
@@ -133,7 +133,7 @@
         <w:rPr>
           <w:rFonts w:ascii="Calibri" w:hAnsi="Calibri"/>
           <w:b/>
-          <w:color w:val="0284C7"/>
+          <w:color w:val="00382E"/>
           <w:sz w:val="21"/>
         </w:rPr>
         <w:t>1. MARCO LEGAL Y REGLA GENERAL: ¿ES OBLIGATORIO EL DPO PARA LAS PYMES?</w:t>
@@ -163,7 +163,7 @@
         <w:rPr>
           <w:rFonts w:ascii="Calibri" w:hAnsi="Calibri"/>
           <w:b/>
-          <w:color w:val="0284C7"/>
+          <w:color w:val="00382E"/>
           <w:sz w:val="21"/>
         </w:rPr>
         <w:t>2. TEST DE EVALUACIÓN RÁPIDA DE OBLIGATORIEDAD (4 PREGUNTAS)</w:t>
@@ -200,8 +200,8 @@
         </w:trPr>
         <w:tc>
           <w:tcPr>
-            <w:tcW w:type="dxa" w:w="3154"/>
-            <w:shd w:fill="0F172A"/>
+            <w:tcW w:type="dxa" w:w="6912"/>
+            <w:shd w:fill="00382E"/>
             <w:tcMar>
               <w:top w:w="80" w:type="dxa"/>
               <w:bottom w:w="80" w:type="dxa"/>
@@ -226,8 +226,8 @@
         </w:tc>
         <w:tc>
           <w:tcPr>
-            <w:tcW w:type="dxa" w:w="3154"/>
-            <w:shd w:fill="0F172A"/>
+            <w:tcW w:type="dxa" w:w="1224"/>
+            <w:shd w:fill="00382E"/>
             <w:tcMar>
               <w:top w:w="80" w:type="dxa"/>
               <w:bottom w:w="80" w:type="dxa"/>
@@ -252,8 +252,8 @@
         </w:tc>
         <w:tc>
           <w:tcPr>
-            <w:tcW w:type="dxa" w:w="3154"/>
-            <w:shd w:fill="0F172A"/>
+            <w:tcW w:type="dxa" w:w="1224"/>
+            <w:shd w:fill="00382E"/>
             <w:tcMar>
               <w:top w:w="80" w:type="dxa"/>
               <w:bottom w:w="80" w:type="dxa"/>
@@ -283,7 +283,7 @@
         </w:trPr>
         <w:tc>
           <w:tcPr>
-            <w:tcW w:type="dxa" w:w="3154"/>
+            <w:tcW w:type="dxa" w:w="6912"/>
             <w:shd w:fill="FFFFFF"/>
             <w:tcMar>
               <w:top w:w="60" w:type="dxa"/>
@@ -307,7 +307,7 @@
         </w:tc>
         <w:tc>
           <w:tcPr>
-            <w:tcW w:type="dxa" w:w="3154"/>
+            <w:tcW w:type="dxa" w:w="1224"/>
             <w:shd w:fill="FFFFFF"/>
             <w:tcMar>
               <w:top w:w="60" w:type="dxa"/>
@@ -322,6 +322,7 @@
             </w:pPr>
             <w:r>
               <w:rPr>
+                <w:rFonts w:ascii="Calibri" w:hAnsi="Calibri" w:cs="Calibri"/>
                 <w:sz w:val="17"/>
               </w:rPr>
               <w:t xml:space="preserve"> </w:t>
@@ -330,7 +331,7 @@
         </w:tc>
         <w:tc>
           <w:tcPr>
-            <w:tcW w:type="dxa" w:w="3154"/>
+            <w:tcW w:type="dxa" w:w="1224"/>
             <w:shd w:fill="FFFFFF"/>
             <w:tcMar>
               <w:top w:w="60" w:type="dxa"/>
@@ -345,6 +346,7 @@
             </w:pPr>
             <w:r>
               <w:rPr>
+                <w:rFonts w:ascii="Calibri" w:hAnsi="Calibri" w:cs="Calibri"/>
                 <w:b/>
                 <w:color w:val="10B981"/>
                 <w:sz w:val="17"/>
@@ -360,7 +362,7 @@
         </w:trPr>
         <w:tc>
           <w:tcPr>
-            <w:tcW w:type="dxa" w:w="3154"/>
+            <w:tcW w:type="dxa" w:w="6912"/>
             <w:shd w:fill="F8FAFC"/>
             <w:tcMar>
               <w:top w:w="60" w:type="dxa"/>
@@ -384,7 +386,7 @@
         </w:tc>
         <w:tc>
           <w:tcPr>
-            <w:tcW w:type="dxa" w:w="3154"/>
+            <w:tcW w:type="dxa" w:w="1224"/>
             <w:shd w:fill="F8FAFC"/>
             <w:tcMar>
               <w:top w:w="60" w:type="dxa"/>
@@ -399,6 +401,7 @@
             </w:pPr>
             <w:r>
               <w:rPr>
+                <w:rFonts w:ascii="Calibri" w:hAnsi="Calibri" w:cs="Calibri"/>
                 <w:sz w:val="17"/>
               </w:rPr>
               <w:t xml:space="preserve"> </w:t>
@@ -407,7 +410,7 @@
         </w:tc>
         <w:tc>
           <w:tcPr>
-            <w:tcW w:type="dxa" w:w="3154"/>
+            <w:tcW w:type="dxa" w:w="1224"/>
             <w:shd w:fill="F8FAFC"/>
             <w:tcMar>
               <w:top w:w="60" w:type="dxa"/>
@@ -422,6 +425,7 @@
             </w:pPr>
             <w:r>
               <w:rPr>
+                <w:rFonts w:ascii="Calibri" w:hAnsi="Calibri" w:cs="Calibri"/>
                 <w:b/>
                 <w:color w:val="10B981"/>
                 <w:sz w:val="17"/>
@@ -437,7 +441,7 @@
         </w:trPr>
         <w:tc>
           <w:tcPr>
-            <w:tcW w:type="dxa" w:w="3154"/>
+            <w:tcW w:type="dxa" w:w="6912"/>
             <w:shd w:fill="FFFFFF"/>
             <w:tcMar>
               <w:top w:w="60" w:type="dxa"/>
@@ -461,7 +465,7 @@
         </w:tc>
         <w:tc>
           <w:tcPr>
-            <w:tcW w:type="dxa" w:w="3154"/>
+            <w:tcW w:type="dxa" w:w="1224"/>
             <w:shd w:fill="FFFFFF"/>
             <w:tcMar>
               <w:top w:w="60" w:type="dxa"/>
@@ -476,6 +480,7 @@
             </w:pPr>
             <w:r>
               <w:rPr>
+                <w:rFonts w:ascii="Calibri" w:hAnsi="Calibri" w:cs="Calibri"/>
                 <w:sz w:val="17"/>
               </w:rPr>
               <w:t xml:space="preserve"> </w:t>
@@ -484,7 +489,7 @@
         </w:tc>
         <w:tc>
           <w:tcPr>
-            <w:tcW w:type="dxa" w:w="3154"/>
+            <w:tcW w:type="dxa" w:w="1224"/>
             <w:shd w:fill="FFFFFF"/>
             <w:tcMar>
               <w:top w:w="60" w:type="dxa"/>
@@ -499,6 +504,7 @@
             </w:pPr>
             <w:r>
               <w:rPr>
+                <w:rFonts w:ascii="Calibri" w:hAnsi="Calibri" w:cs="Calibri"/>
                 <w:b/>
                 <w:color w:val="10B981"/>
                 <w:sz w:val="17"/>
@@ -514,7 +520,7 @@
         </w:trPr>
         <w:tc>
           <w:tcPr>
-            <w:tcW w:type="dxa" w:w="3154"/>
+            <w:tcW w:type="dxa" w:w="6912"/>
             <w:shd w:fill="F8FAFC"/>
             <w:tcMar>
               <w:top w:w="60" w:type="dxa"/>
@@ -538,7 +544,7 @@
         </w:tc>
         <w:tc>
           <w:tcPr>
-            <w:tcW w:type="dxa" w:w="3154"/>
+            <w:tcW w:type="dxa" w:w="1224"/>
             <w:shd w:fill="F8FAFC"/>
             <w:tcMar>
               <w:top w:w="60" w:type="dxa"/>
@@ -553,6 +559,7 @@
             </w:pPr>
             <w:r>
               <w:rPr>
+                <w:rFonts w:ascii="Calibri" w:hAnsi="Calibri" w:cs="Calibri"/>
                 <w:sz w:val="17"/>
               </w:rPr>
               <w:t xml:space="preserve"> </w:t>
@@ -561,7 +568,7 @@
         </w:tc>
         <w:tc>
           <w:tcPr>
-            <w:tcW w:type="dxa" w:w="3154"/>
+            <w:tcW w:type="dxa" w:w="1224"/>
             <w:shd w:fill="F8FAFC"/>
             <w:tcMar>
               <w:top w:w="60" w:type="dxa"/>
@@ -576,6 +583,7 @@
             </w:pPr>
             <w:r>
               <w:rPr>
+                <w:rFonts w:ascii="Calibri" w:hAnsi="Calibri" w:cs="Calibri"/>
                 <w:b/>
                 <w:color w:val="10B981"/>
                 <w:sz w:val="17"/>
@@ -596,7 +604,7 @@
         <w:rPr>
           <w:rFonts w:ascii="Calibri" w:hAnsi="Calibri"/>
           <w:b/>
-          <w:color w:val="0284C7"/>
+          <w:color w:val="00382E"/>
           <w:sz w:val="21"/>
         </w:rPr>
         <w:t>3. CONCLUSIÓN Y EVALUACIÓN PREVENTIVA</w:t>
@@ -638,7 +646,7 @@
         </w:trPr>
         <w:tc>
           <w:tcPr>
-            <w:tcW w:type="dxa" w:w="4730"/>
+            <w:tcW w:type="dxa" w:w="4608"/>
           </w:tcPr>
           <w:p>
             <w:pPr>
@@ -646,13 +654,15 @@
             </w:pPr>
             <w:r>
               <w:rPr>
+                <w:rFonts w:ascii="Calibri" w:hAnsi="Calibri" w:cs="Calibri"/>
                 <w:color w:val="64748B"/>
               </w:rPr>
-              <w:t>_________________________________________</w:t>
+              <w:t>__________________________________</w:t>
               <w:br/>
             </w:r>
             <w:r>
               <w:rPr>
+                <w:rFonts w:ascii="Calibri" w:hAnsi="Calibri" w:cs="Calibri"/>
                 <w:b/>
                 <w:sz w:val="18"/>
               </w:rPr>
@@ -661,6 +671,7 @@
             </w:r>
             <w:r>
               <w:rPr>
+                <w:rFonts w:ascii="Calibri" w:hAnsi="Calibri" w:cs="Calibri"/>
                 <w:color w:val="475569"/>
                 <w:sz w:val="16"/>
               </w:rPr>
@@ -672,7 +683,7 @@
         </w:tc>
         <w:tc>
           <w:tcPr>
-            <w:tcW w:type="dxa" w:w="4730"/>
+            <w:tcW w:type="dxa" w:w="4608"/>
           </w:tcPr>
           <w:p>
             <w:pPr>
@@ -680,13 +691,15 @@
             </w:pPr>
             <w:r>
               <w:rPr>
+                <w:rFonts w:ascii="Calibri" w:hAnsi="Calibri" w:cs="Calibri"/>
                 <w:color w:val="64748B"/>
               </w:rPr>
-              <w:t>_________________________________________</w:t>
+              <w:t>__________________________________</w:t>
               <w:br/>
             </w:r>
             <w:r>
               <w:rPr>
+                <w:rFonts w:ascii="Calibri" w:hAnsi="Calibri" w:cs="Calibri"/>
                 <w:b/>
                 <w:sz w:val="18"/>
               </w:rPr>
@@ -695,6 +708,7 @@
             </w:r>
             <w:r>
               <w:rPr>
+                <w:rFonts w:ascii="Calibri" w:hAnsi="Calibri" w:cs="Calibri"/>
                 <w:color w:val="475569"/>
                 <w:sz w:val="16"/>
               </w:rPr>

--- a/assets/7_Guia_Autodiagnostico_DPO_Delegado_Proteccion_Datos_Pyme.docx
+++ b/assets/7_Guia_Autodiagnostico_DPO_Delegado_Proteccion_Datos_Pyme.docx
@@ -720,6 +720,19 @@
         </w:tc>
       </w:tr>
     </w:tbl>
+    <w:p>
+      <w:pPr>
+        <w:spacing w:before="120" w:after="0"/>
+      </w:pPr>
+      <w:r>
+        <w:rPr>
+          <w:rFonts w:ascii="Calibri" w:hAnsi="Calibri" w:cs="Calibri"/>
+          <w:color w:val="64748B"/>
+          <w:sz w:val="14"/>
+        </w:rPr>
+        <w:t xml:space="preserve">Versión 2026.10 (octubre de 2026). Modelo de referencia basado en la normativa vigente a esa fecha; no constituye asesoría legal. Si tu caso tiene particularidades, revísalo con un abogado antes de firmar. La Ley 21.719 rige desde el 1 de diciembre de 2026.</w:t>
+      </w:r>
+    </w:p>
     <w:sectPr>
       <w:pgSz w:w="11909" w:h="16834"/>
       <w:pgMar w:top="1152" w:right="1224" w:bottom="1152" w:left="1224" w:header="720" w:footer="720" w:gutter="0"/>
